--- a/6-过程管理/流程制度规范类文件/HXDL-ITSS-0606-发布管理程序.docx
+++ b/6-过程管理/流程制度规范类文件/HXDL-ITSS-0606-发布管理程序.docx
@@ -26,7 +26,7 @@
           <w:lang w:val="en-US" w:eastAsia="zh-CN"/>
         </w:rPr>
       </w:pPr>
-      <w:bookmarkStart w:id="0" w:name="_Toc3291"/>
+      <w:bookmarkStart w:id="0" w:name="_Toc769"/>
       <w:bookmarkStart w:id="1" w:name="heading_2"/>
       <w:r>
         <w:drawing>
@@ -113,7 +113,7 @@
           <w:lang w:val="en-US" w:eastAsia="zh-CN"/>
         </w:rPr>
       </w:pPr>
-      <w:bookmarkStart w:id="2" w:name="_Toc5441"/>
+      <w:bookmarkStart w:id="2" w:name="_Toc20770"/>
       <w:r>
         <w:rPr>
           <w:rFonts w:hint="eastAsia"/>
@@ -148,7 +148,7 @@
           <w:lang w:val="en-US" w:eastAsia="zh-CN"/>
         </w:rPr>
       </w:pPr>
-      <w:bookmarkStart w:id="3" w:name="_Toc24877"/>
+      <w:bookmarkStart w:id="3" w:name="_Toc30898"/>
       <w:r>
         <w:rPr>
           <w:rFonts w:hint="eastAsia"/>
@@ -682,8 +682,8 @@
         </w:rPr>
         <w:br w:type="page"/>
       </w:r>
-      <w:bookmarkStart w:id="4" w:name="_Toc25282"/>
-      <w:bookmarkStart w:id="5" w:name="_Toc15775"/>
+      <w:bookmarkStart w:id="4" w:name="_Toc15775"/>
+      <w:bookmarkStart w:id="5" w:name="_Toc18525"/>
       <w:r>
         <w:rPr>
           <w:rFonts w:ascii="宋体" w:hAnsi="宋体" w:eastAsia="宋体" w:cs="宋体"/>
@@ -739,6 +739,12 @@
             <w:insideH w:val="single" w:color="000000" w:sz="6" w:space="0"/>
             <w:insideV w:val="single" w:color="000000" w:sz="6" w:space="0"/>
           </w:tblBorders>
+          <w:tblCellMar>
+            <w:top w:w="0" w:type="dxa"/>
+            <w:left w:w="0" w:type="dxa"/>
+            <w:bottom w:w="0" w:type="dxa"/>
+            <w:right w:w="0" w:type="dxa"/>
+          </w:tblCellMar>
         </w:tblPrEx>
         <w:trPr>
           <w:trHeight w:val="489" w:hRule="atLeast"/>
@@ -2213,6 +2219,8 @@
               <w:tab w:val="right" w:leader="dot" w:pos="8305"/>
             </w:tabs>
           </w:pPr>
+          <w:bookmarkStart w:id="55" w:name="_GoBack"/>
+          <w:bookmarkEnd w:id="55"/>
           <w:r>
             <w:fldChar w:fldCharType="begin"/>
           </w:r>
@@ -2226,7 +2234,7 @@
             <w:fldChar w:fldCharType="begin"/>
           </w:r>
           <w:r>
-            <w:instrText xml:space="preserve"> HYPERLINK \l _Toc3291 </w:instrText>
+            <w:instrText xml:space="preserve"> HYPERLINK \l _Toc769 </w:instrText>
           </w:r>
           <w:r>
             <w:fldChar w:fldCharType="separate"/>
@@ -2245,7 +2253,7 @@
             <w:fldChar w:fldCharType="begin"/>
           </w:r>
           <w:r>
-            <w:instrText xml:space="preserve"> PAGEREF _Toc3291 \h </w:instrText>
+            <w:instrText xml:space="preserve"> PAGEREF _Toc769 \h </w:instrText>
           </w:r>
           <w:r>
             <w:fldChar w:fldCharType="separate"/>
@@ -2271,7 +2279,7 @@
             <w:fldChar w:fldCharType="begin"/>
           </w:r>
           <w:r>
-            <w:instrText xml:space="preserve"> HYPERLINK \l _Toc5441 </w:instrText>
+            <w:instrText xml:space="preserve"> HYPERLINK \l _Toc20770 </w:instrText>
           </w:r>
           <w:r>
             <w:fldChar w:fldCharType="separate"/>
@@ -2290,7 +2298,7 @@
             <w:fldChar w:fldCharType="begin"/>
           </w:r>
           <w:r>
-            <w:instrText xml:space="preserve"> PAGEREF _Toc5441 \h </w:instrText>
+            <w:instrText xml:space="preserve"> PAGEREF _Toc20770 \h </w:instrText>
           </w:r>
           <w:r>
             <w:fldChar w:fldCharType="separate"/>
@@ -2316,7 +2324,7 @@
             <w:fldChar w:fldCharType="begin"/>
           </w:r>
           <w:r>
-            <w:instrText xml:space="preserve"> HYPERLINK \l _Toc24877 </w:instrText>
+            <w:instrText xml:space="preserve"> HYPERLINK \l _Toc30898 </w:instrText>
           </w:r>
           <w:r>
             <w:fldChar w:fldCharType="separate"/>
@@ -2335,7 +2343,7 @@
             <w:fldChar w:fldCharType="begin"/>
           </w:r>
           <w:r>
-            <w:instrText xml:space="preserve"> PAGEREF _Toc24877 \h </w:instrText>
+            <w:instrText xml:space="preserve"> PAGEREF _Toc30898 \h </w:instrText>
           </w:r>
           <w:r>
             <w:fldChar w:fldCharType="separate"/>
@@ -2361,7 +2369,7 @@
             <w:fldChar w:fldCharType="begin"/>
           </w:r>
           <w:r>
-            <w:instrText xml:space="preserve"> HYPERLINK \l _Toc25282 </w:instrText>
+            <w:instrText xml:space="preserve"> HYPERLINK \l _Toc18525 </w:instrText>
           </w:r>
           <w:r>
             <w:fldChar w:fldCharType="separate"/>
@@ -2382,7 +2390,7 @@
             <w:fldChar w:fldCharType="begin"/>
           </w:r>
           <w:r>
-            <w:instrText xml:space="preserve"> PAGEREF _Toc25282 \h </w:instrText>
+            <w:instrText xml:space="preserve"> PAGEREF _Toc18525 \h </w:instrText>
           </w:r>
           <w:r>
             <w:fldChar w:fldCharType="separate"/>
@@ -2408,7 +2416,7 @@
             <w:fldChar w:fldCharType="begin"/>
           </w:r>
           <w:r>
-            <w:instrText xml:space="preserve"> HYPERLINK \l _Toc12268 </w:instrText>
+            <w:instrText xml:space="preserve"> HYPERLINK \l _Toc20919 </w:instrText>
           </w:r>
           <w:r>
             <w:fldChar w:fldCharType="separate"/>
@@ -2429,7 +2437,7 @@
             <w:fldChar w:fldCharType="begin"/>
           </w:r>
           <w:r>
-            <w:instrText xml:space="preserve"> PAGEREF _Toc12268 \h </w:instrText>
+            <w:instrText xml:space="preserve"> PAGEREF _Toc20919 \h </w:instrText>
           </w:r>
           <w:r>
             <w:fldChar w:fldCharType="separate"/>
@@ -2455,7 +2463,7 @@
             <w:fldChar w:fldCharType="begin"/>
           </w:r>
           <w:r>
-            <w:instrText xml:space="preserve"> HYPERLINK \l _Toc3299 </w:instrText>
+            <w:instrText xml:space="preserve"> HYPERLINK \l _Toc10822 </w:instrText>
           </w:r>
           <w:r>
             <w:fldChar w:fldCharType="separate"/>
@@ -2476,7 +2484,7 @@
             <w:fldChar w:fldCharType="begin"/>
           </w:r>
           <w:r>
-            <w:instrText xml:space="preserve"> PAGEREF _Toc3299 \h </w:instrText>
+            <w:instrText xml:space="preserve"> PAGEREF _Toc10822 \h </w:instrText>
           </w:r>
           <w:r>
             <w:fldChar w:fldCharType="separate"/>
@@ -2502,7 +2510,7 @@
             <w:fldChar w:fldCharType="begin"/>
           </w:r>
           <w:r>
-            <w:instrText xml:space="preserve"> HYPERLINK \l _Toc14860 </w:instrText>
+            <w:instrText xml:space="preserve"> HYPERLINK \l _Toc27059 </w:instrText>
           </w:r>
           <w:r>
             <w:fldChar w:fldCharType="separate"/>
@@ -2523,7 +2531,7 @@
             <w:fldChar w:fldCharType="begin"/>
           </w:r>
           <w:r>
-            <w:instrText xml:space="preserve"> PAGEREF _Toc14860 \h </w:instrText>
+            <w:instrText xml:space="preserve"> PAGEREF _Toc27059 \h </w:instrText>
           </w:r>
           <w:r>
             <w:fldChar w:fldCharType="separate"/>
@@ -2549,7 +2557,7 @@
             <w:fldChar w:fldCharType="begin"/>
           </w:r>
           <w:r>
-            <w:instrText xml:space="preserve"> HYPERLINK \l _Toc29204 </w:instrText>
+            <w:instrText xml:space="preserve"> HYPERLINK \l _Toc6991 </w:instrText>
           </w:r>
           <w:r>
             <w:fldChar w:fldCharType="separate"/>
@@ -2570,7 +2578,7 @@
             <w:fldChar w:fldCharType="begin"/>
           </w:r>
           <w:r>
-            <w:instrText xml:space="preserve"> PAGEREF _Toc29204 \h </w:instrText>
+            <w:instrText xml:space="preserve"> PAGEREF _Toc6991 \h </w:instrText>
           </w:r>
           <w:r>
             <w:fldChar w:fldCharType="separate"/>
@@ -2596,7 +2604,7 @@
             <w:fldChar w:fldCharType="begin"/>
           </w:r>
           <w:r>
-            <w:instrText xml:space="preserve"> HYPERLINK \l _Toc10339 </w:instrText>
+            <w:instrText xml:space="preserve"> HYPERLINK \l _Toc5437 </w:instrText>
           </w:r>
           <w:r>
             <w:fldChar w:fldCharType="separate"/>
@@ -2617,7 +2625,7 @@
             <w:fldChar w:fldCharType="begin"/>
           </w:r>
           <w:r>
-            <w:instrText xml:space="preserve"> PAGEREF _Toc10339 \h </w:instrText>
+            <w:instrText xml:space="preserve"> PAGEREF _Toc5437 \h </w:instrText>
           </w:r>
           <w:r>
             <w:fldChar w:fldCharType="separate"/>
@@ -2643,7 +2651,7 @@
             <w:fldChar w:fldCharType="begin"/>
           </w:r>
           <w:r>
-            <w:instrText xml:space="preserve"> HYPERLINK \l _Toc21357 </w:instrText>
+            <w:instrText xml:space="preserve"> HYPERLINK \l _Toc8161 </w:instrText>
           </w:r>
           <w:r>
             <w:fldChar w:fldCharType="separate"/>
@@ -2664,7 +2672,7 @@
             <w:fldChar w:fldCharType="begin"/>
           </w:r>
           <w:r>
-            <w:instrText xml:space="preserve"> PAGEREF _Toc21357 \h </w:instrText>
+            <w:instrText xml:space="preserve"> PAGEREF _Toc8161 \h </w:instrText>
           </w:r>
           <w:r>
             <w:fldChar w:fldCharType="separate"/>
@@ -2690,7 +2698,7 @@
             <w:fldChar w:fldCharType="begin"/>
           </w:r>
           <w:r>
-            <w:instrText xml:space="preserve"> HYPERLINK \l _Toc27869 </w:instrText>
+            <w:instrText xml:space="preserve"> HYPERLINK \l _Toc26786 </w:instrText>
           </w:r>
           <w:r>
             <w:fldChar w:fldCharType="separate"/>
@@ -2711,7 +2719,7 @@
             <w:fldChar w:fldCharType="begin"/>
           </w:r>
           <w:r>
-            <w:instrText xml:space="preserve"> PAGEREF _Toc27869 \h </w:instrText>
+            <w:instrText xml:space="preserve"> PAGEREF _Toc26786 \h </w:instrText>
           </w:r>
           <w:r>
             <w:fldChar w:fldCharType="separate"/>
@@ -2737,7 +2745,7 @@
             <w:fldChar w:fldCharType="begin"/>
           </w:r>
           <w:r>
-            <w:instrText xml:space="preserve"> HYPERLINK \l _Toc917 </w:instrText>
+            <w:instrText xml:space="preserve"> HYPERLINK \l _Toc7815 </w:instrText>
           </w:r>
           <w:r>
             <w:fldChar w:fldCharType="separate"/>
@@ -2758,7 +2766,7 @@
             <w:fldChar w:fldCharType="begin"/>
           </w:r>
           <w:r>
-            <w:instrText xml:space="preserve"> PAGEREF _Toc917 \h </w:instrText>
+            <w:instrText xml:space="preserve"> PAGEREF _Toc7815 \h </w:instrText>
           </w:r>
           <w:r>
             <w:fldChar w:fldCharType="separate"/>
@@ -2784,7 +2792,7 @@
             <w:fldChar w:fldCharType="begin"/>
           </w:r>
           <w:r>
-            <w:instrText xml:space="preserve"> HYPERLINK \l _Toc15937 </w:instrText>
+            <w:instrText xml:space="preserve"> HYPERLINK \l _Toc11722 </w:instrText>
           </w:r>
           <w:r>
             <w:fldChar w:fldCharType="separate"/>
@@ -2805,7 +2813,7 @@
             <w:fldChar w:fldCharType="begin"/>
           </w:r>
           <w:r>
-            <w:instrText xml:space="preserve"> PAGEREF _Toc15937 \h </w:instrText>
+            <w:instrText xml:space="preserve"> PAGEREF _Toc11722 \h </w:instrText>
           </w:r>
           <w:r>
             <w:fldChar w:fldCharType="separate"/>
@@ -2831,7 +2839,7 @@
             <w:fldChar w:fldCharType="begin"/>
           </w:r>
           <w:r>
-            <w:instrText xml:space="preserve"> HYPERLINK \l _Toc23025 </w:instrText>
+            <w:instrText xml:space="preserve"> HYPERLINK \l _Toc2264 </w:instrText>
           </w:r>
           <w:r>
             <w:fldChar w:fldCharType="separate"/>
@@ -2852,7 +2860,7 @@
             <w:fldChar w:fldCharType="begin"/>
           </w:r>
           <w:r>
-            <w:instrText xml:space="preserve"> PAGEREF _Toc23025 \h </w:instrText>
+            <w:instrText xml:space="preserve"> PAGEREF _Toc2264 \h </w:instrText>
           </w:r>
           <w:r>
             <w:fldChar w:fldCharType="separate"/>
@@ -2878,7 +2886,7 @@
             <w:fldChar w:fldCharType="begin"/>
           </w:r>
           <w:r>
-            <w:instrText xml:space="preserve"> HYPERLINK \l _Toc2872 </w:instrText>
+            <w:instrText xml:space="preserve"> HYPERLINK \l _Toc18971 </w:instrText>
           </w:r>
           <w:r>
             <w:fldChar w:fldCharType="separate"/>
@@ -2899,7 +2907,7 @@
             <w:fldChar w:fldCharType="begin"/>
           </w:r>
           <w:r>
-            <w:instrText xml:space="preserve"> PAGEREF _Toc2872 \h </w:instrText>
+            <w:instrText xml:space="preserve"> PAGEREF _Toc18971 \h </w:instrText>
           </w:r>
           <w:r>
             <w:fldChar w:fldCharType="separate"/>
@@ -2925,7 +2933,7 @@
             <w:fldChar w:fldCharType="begin"/>
           </w:r>
           <w:r>
-            <w:instrText xml:space="preserve"> HYPERLINK \l _Toc29711 </w:instrText>
+            <w:instrText xml:space="preserve"> HYPERLINK \l _Toc2108 </w:instrText>
           </w:r>
           <w:r>
             <w:fldChar w:fldCharType="separate"/>
@@ -2946,7 +2954,7 @@
             <w:fldChar w:fldCharType="begin"/>
           </w:r>
           <w:r>
-            <w:instrText xml:space="preserve"> PAGEREF _Toc29711 \h </w:instrText>
+            <w:instrText xml:space="preserve"> PAGEREF _Toc2108 \h </w:instrText>
           </w:r>
           <w:r>
             <w:fldChar w:fldCharType="separate"/>
@@ -2972,7 +2980,7 @@
             <w:fldChar w:fldCharType="begin"/>
           </w:r>
           <w:r>
-            <w:instrText xml:space="preserve"> HYPERLINK \l _Toc26229 </w:instrText>
+            <w:instrText xml:space="preserve"> HYPERLINK \l _Toc7308 </w:instrText>
           </w:r>
           <w:r>
             <w:fldChar w:fldCharType="separate"/>
@@ -2993,7 +3001,7 @@
             <w:fldChar w:fldCharType="begin"/>
           </w:r>
           <w:r>
-            <w:instrText xml:space="preserve"> PAGEREF _Toc26229 \h </w:instrText>
+            <w:instrText xml:space="preserve"> PAGEREF _Toc7308 \h </w:instrText>
           </w:r>
           <w:r>
             <w:fldChar w:fldCharType="separate"/>
@@ -3019,7 +3027,7 @@
             <w:fldChar w:fldCharType="begin"/>
           </w:r>
           <w:r>
-            <w:instrText xml:space="preserve"> HYPERLINK \l _Toc24495 </w:instrText>
+            <w:instrText xml:space="preserve"> HYPERLINK \l _Toc13880 </w:instrText>
           </w:r>
           <w:r>
             <w:fldChar w:fldCharType="separate"/>
@@ -3040,7 +3048,7 @@
             <w:fldChar w:fldCharType="begin"/>
           </w:r>
           <w:r>
-            <w:instrText xml:space="preserve"> PAGEREF _Toc24495 \h </w:instrText>
+            <w:instrText xml:space="preserve"> PAGEREF _Toc13880 \h </w:instrText>
           </w:r>
           <w:r>
             <w:fldChar w:fldCharType="separate"/>
@@ -3066,7 +3074,7 @@
             <w:fldChar w:fldCharType="begin"/>
           </w:r>
           <w:r>
-            <w:instrText xml:space="preserve"> HYPERLINK \l _Toc15662 </w:instrText>
+            <w:instrText xml:space="preserve"> HYPERLINK \l _Toc23883 </w:instrText>
           </w:r>
           <w:r>
             <w:fldChar w:fldCharType="separate"/>
@@ -3087,7 +3095,7 @@
             <w:fldChar w:fldCharType="begin"/>
           </w:r>
           <w:r>
-            <w:instrText xml:space="preserve"> PAGEREF _Toc15662 \h </w:instrText>
+            <w:instrText xml:space="preserve"> PAGEREF _Toc23883 \h </w:instrText>
           </w:r>
           <w:r>
             <w:fldChar w:fldCharType="separate"/>
@@ -3113,7 +3121,7 @@
             <w:fldChar w:fldCharType="begin"/>
           </w:r>
           <w:r>
-            <w:instrText xml:space="preserve"> HYPERLINK \l _Toc23003 </w:instrText>
+            <w:instrText xml:space="preserve"> HYPERLINK \l _Toc25595 </w:instrText>
           </w:r>
           <w:r>
             <w:fldChar w:fldCharType="separate"/>
@@ -3134,7 +3142,7 @@
             <w:fldChar w:fldCharType="begin"/>
           </w:r>
           <w:r>
-            <w:instrText xml:space="preserve"> PAGEREF _Toc23003 \h </w:instrText>
+            <w:instrText xml:space="preserve"> PAGEREF _Toc25595 \h </w:instrText>
           </w:r>
           <w:r>
             <w:fldChar w:fldCharType="separate"/>
@@ -3160,7 +3168,7 @@
             <w:fldChar w:fldCharType="begin"/>
           </w:r>
           <w:r>
-            <w:instrText xml:space="preserve"> HYPERLINK \l _Toc29253 </w:instrText>
+            <w:instrText xml:space="preserve"> HYPERLINK \l _Toc5028 </w:instrText>
           </w:r>
           <w:r>
             <w:fldChar w:fldCharType="separate"/>
@@ -3181,7 +3189,7 @@
             <w:fldChar w:fldCharType="begin"/>
           </w:r>
           <w:r>
-            <w:instrText xml:space="preserve"> PAGEREF _Toc29253 \h </w:instrText>
+            <w:instrText xml:space="preserve"> PAGEREF _Toc5028 \h </w:instrText>
           </w:r>
           <w:r>
             <w:fldChar w:fldCharType="separate"/>
@@ -3207,7 +3215,7 @@
             <w:fldChar w:fldCharType="begin"/>
           </w:r>
           <w:r>
-            <w:instrText xml:space="preserve"> HYPERLINK \l _Toc29670 </w:instrText>
+            <w:instrText xml:space="preserve"> HYPERLINK \l _Toc21289 </w:instrText>
           </w:r>
           <w:r>
             <w:fldChar w:fldCharType="separate"/>
@@ -3228,7 +3236,7 @@
             <w:fldChar w:fldCharType="begin"/>
           </w:r>
           <w:r>
-            <w:instrText xml:space="preserve"> PAGEREF _Toc29670 \h </w:instrText>
+            <w:instrText xml:space="preserve"> PAGEREF _Toc21289 \h </w:instrText>
           </w:r>
           <w:r>
             <w:fldChar w:fldCharType="separate"/>
@@ -3254,7 +3262,7 @@
             <w:fldChar w:fldCharType="begin"/>
           </w:r>
           <w:r>
-            <w:instrText xml:space="preserve"> HYPERLINK \l _Toc3026 </w:instrText>
+            <w:instrText xml:space="preserve"> HYPERLINK \l _Toc7180 </w:instrText>
           </w:r>
           <w:r>
             <w:fldChar w:fldCharType="separate"/>
@@ -3275,7 +3283,7 @@
             <w:fldChar w:fldCharType="begin"/>
           </w:r>
           <w:r>
-            <w:instrText xml:space="preserve"> PAGEREF _Toc3026 \h </w:instrText>
+            <w:instrText xml:space="preserve"> PAGEREF _Toc7180 \h </w:instrText>
           </w:r>
           <w:r>
             <w:fldChar w:fldCharType="separate"/>
@@ -3301,7 +3309,7 @@
             <w:fldChar w:fldCharType="begin"/>
           </w:r>
           <w:r>
-            <w:instrText xml:space="preserve"> HYPERLINK \l _Toc13651 </w:instrText>
+            <w:instrText xml:space="preserve"> HYPERLINK \l _Toc4673 </w:instrText>
           </w:r>
           <w:r>
             <w:fldChar w:fldCharType="separate"/>
@@ -3322,7 +3330,7 @@
             <w:fldChar w:fldCharType="begin"/>
           </w:r>
           <w:r>
-            <w:instrText xml:space="preserve"> PAGEREF _Toc13651 \h </w:instrText>
+            <w:instrText xml:space="preserve"> PAGEREF _Toc4673 \h </w:instrText>
           </w:r>
           <w:r>
             <w:fldChar w:fldCharType="separate"/>
@@ -3348,16 +3356,19 @@
             <w:fldChar w:fldCharType="begin"/>
           </w:r>
           <w:r>
-            <w:instrText xml:space="preserve"> HYPERLINK \l _Toc19952 </w:instrText>
+            <w:instrText xml:space="preserve"> HYPERLINK \l _Toc18291 </w:instrText>
           </w:r>
           <w:r>
             <w:fldChar w:fldCharType="separate"/>
           </w:r>
           <w:r>
             <w:rPr>
-              <w:rFonts w:ascii="Arial" w:hAnsi="Arial" w:eastAsia="等线" w:cs="Arial"/>
+              <w:rFonts w:hint="default"/>
             </w:rPr>
-            <w:t>9.1 变更管理</w:t>
+            <w:t xml:space="preserve">9.1. </w:t>
+          </w:r>
+          <w:r>
+            <w:t>变更管理</w:t>
           </w:r>
           <w:r>
             <w:tab/>
@@ -3366,13 +3377,13 @@
             <w:fldChar w:fldCharType="begin"/>
           </w:r>
           <w:r>
-            <w:instrText xml:space="preserve"> PAGEREF _Toc19952 \h </w:instrText>
+            <w:instrText xml:space="preserve"> PAGEREF _Toc18291 \h </w:instrText>
           </w:r>
           <w:r>
             <w:fldChar w:fldCharType="separate"/>
           </w:r>
           <w:r>
-            <w:t>10</w:t>
+            <w:t>9</w:t>
           </w:r>
           <w:r>
             <w:fldChar w:fldCharType="end"/>
@@ -3392,16 +3403,19 @@
             <w:fldChar w:fldCharType="begin"/>
           </w:r>
           <w:r>
-            <w:instrText xml:space="preserve"> HYPERLINK \l _Toc18922 </w:instrText>
+            <w:instrText xml:space="preserve"> HYPERLINK \l _Toc285 </w:instrText>
           </w:r>
           <w:r>
             <w:fldChar w:fldCharType="separate"/>
           </w:r>
           <w:r>
             <w:rPr>
-              <w:rFonts w:ascii="Arial" w:hAnsi="Arial" w:eastAsia="等线" w:cs="Arial"/>
+              <w:rFonts w:hint="default"/>
             </w:rPr>
-            <w:t>9.2 配置管理</w:t>
+            <w:t xml:space="preserve">9.2. </w:t>
+          </w:r>
+          <w:r>
+            <w:t>配置管理</w:t>
           </w:r>
           <w:r>
             <w:tab/>
@@ -3410,7 +3424,7 @@
             <w:fldChar w:fldCharType="begin"/>
           </w:r>
           <w:r>
-            <w:instrText xml:space="preserve"> PAGEREF _Toc18922 \h </w:instrText>
+            <w:instrText xml:space="preserve"> PAGEREF _Toc285 \h </w:instrText>
           </w:r>
           <w:r>
             <w:fldChar w:fldCharType="separate"/>
@@ -3436,7 +3450,7 @@
             <w:fldChar w:fldCharType="begin"/>
           </w:r>
           <w:r>
-            <w:instrText xml:space="preserve"> HYPERLINK \l _Toc13561 </w:instrText>
+            <w:instrText xml:space="preserve"> HYPERLINK \l _Toc9809 </w:instrText>
           </w:r>
           <w:r>
             <w:fldChar w:fldCharType="separate"/>
@@ -3457,7 +3471,7 @@
             <w:fldChar w:fldCharType="begin"/>
           </w:r>
           <w:r>
-            <w:instrText xml:space="preserve"> PAGEREF _Toc13561 \h </w:instrText>
+            <w:instrText xml:space="preserve"> PAGEREF _Toc9809 \h </w:instrText>
           </w:r>
           <w:r>
             <w:fldChar w:fldCharType="separate"/>
@@ -3483,7 +3497,7 @@
             <w:fldChar w:fldCharType="begin"/>
           </w:r>
           <w:r>
-            <w:instrText xml:space="preserve"> HYPERLINK \l _Toc1417 </w:instrText>
+            <w:instrText xml:space="preserve"> HYPERLINK \l _Toc26185 </w:instrText>
           </w:r>
           <w:r>
             <w:fldChar w:fldCharType="separate"/>
@@ -3504,7 +3518,7 @@
             <w:fldChar w:fldCharType="begin"/>
           </w:r>
           <w:r>
-            <w:instrText xml:space="preserve"> PAGEREF _Toc1417 \h </w:instrText>
+            <w:instrText xml:space="preserve"> PAGEREF _Toc26185 \h </w:instrText>
           </w:r>
           <w:r>
             <w:fldChar w:fldCharType="separate"/>
@@ -3530,7 +3544,7 @@
             <w:fldChar w:fldCharType="begin"/>
           </w:r>
           <w:r>
-            <w:instrText xml:space="preserve"> HYPERLINK \l _Toc4754 </w:instrText>
+            <w:instrText xml:space="preserve"> HYPERLINK \l _Toc25876 </w:instrText>
           </w:r>
           <w:r>
             <w:fldChar w:fldCharType="separate"/>
@@ -3551,7 +3565,7 @@
             <w:fldChar w:fldCharType="begin"/>
           </w:r>
           <w:r>
-            <w:instrText xml:space="preserve"> PAGEREF _Toc4754 \h </w:instrText>
+            <w:instrText xml:space="preserve"> PAGEREF _Toc25876 \h </w:instrText>
           </w:r>
           <w:r>
             <w:fldChar w:fldCharType="separate"/>
@@ -3586,7 +3600,7 @@
         </w:rPr>
         <w:br w:type="page"/>
       </w:r>
-      <w:bookmarkStart w:id="6" w:name="_Toc12268"/>
+      <w:bookmarkStart w:id="6" w:name="_Toc20919"/>
       <w:r>
         <w:t>目的</w:t>
       </w:r>
@@ -3607,8 +3621,8 @@
         <w:pStyle w:val="28"/>
         <w:bidi w:val="0"/>
       </w:pPr>
-      <w:bookmarkStart w:id="7" w:name="_Toc3299"/>
-      <w:bookmarkStart w:id="8" w:name="heading_3"/>
+      <w:bookmarkStart w:id="7" w:name="heading_3"/>
+      <w:bookmarkStart w:id="8" w:name="_Toc10822"/>
       <w:r>
         <w:t>适用范围</w:t>
       </w:r>
@@ -3630,7 +3644,7 @@
         <w:bidi w:val="0"/>
       </w:pPr>
       <w:bookmarkStart w:id="9" w:name="heading_4"/>
-      <w:bookmarkStart w:id="10" w:name="_Toc14860"/>
+      <w:bookmarkStart w:id="10" w:name="_Toc27059"/>
       <w:r>
         <w:t>发布的原则和策略</w:t>
       </w:r>
@@ -3713,7 +3727,7 @@
         <w:bidi w:val="0"/>
       </w:pPr>
       <w:bookmarkStart w:id="11" w:name="heading_5"/>
-      <w:bookmarkStart w:id="12" w:name="_Toc29204"/>
+      <w:bookmarkStart w:id="12" w:name="_Toc6991"/>
       <w:r>
         <w:t>角色与职责定义</w:t>
       </w:r>
@@ -3755,6 +3769,12 @@
             <w:insideH w:val="single" w:color="auto" w:sz="4" w:space="0"/>
             <w:insideV w:val="single" w:color="auto" w:sz="4" w:space="0"/>
           </w:tblBorders>
+          <w:tblCellMar>
+            <w:top w:w="0" w:type="dxa"/>
+            <w:left w:w="10" w:type="dxa"/>
+            <w:bottom w:w="0" w:type="dxa"/>
+            <w:right w:w="10" w:type="dxa"/>
+          </w:tblCellMar>
         </w:tblPrEx>
         <w:tc>
           <w:tcPr>
@@ -4365,7 +4385,7 @@
         <w:bidi w:val="0"/>
       </w:pPr>
       <w:bookmarkStart w:id="13" w:name="heading_6"/>
-      <w:bookmarkStart w:id="14" w:name="_Toc10339"/>
+      <w:bookmarkStart w:id="14" w:name="_Toc5437"/>
       <w:r>
         <w:t>管理流程说明</w:t>
       </w:r>
@@ -4377,8 +4397,8 @@
         <w:pStyle w:val="30"/>
         <w:bidi w:val="0"/>
       </w:pPr>
-      <w:bookmarkStart w:id="15" w:name="_Toc21357"/>
-      <w:bookmarkStart w:id="16" w:name="heading_8"/>
+      <w:bookmarkStart w:id="15" w:name="heading_8"/>
+      <w:bookmarkStart w:id="16" w:name="_Toc8161"/>
       <w:r>
         <w:t>制定发布方案</w:t>
       </w:r>
@@ -4478,7 +4498,7 @@
         <w:bidi w:val="0"/>
       </w:pPr>
       <w:bookmarkStart w:id="17" w:name="heading_9"/>
-      <w:bookmarkStart w:id="18" w:name="_Toc27869"/>
+      <w:bookmarkStart w:id="18" w:name="_Toc26786"/>
       <w:r>
         <w:t>回退方案</w:t>
       </w:r>
@@ -4570,7 +4590,7 @@
         <w:bidi w:val="0"/>
       </w:pPr>
       <w:bookmarkStart w:id="19" w:name="heading_10"/>
-      <w:bookmarkStart w:id="20" w:name="_Toc917"/>
+      <w:bookmarkStart w:id="20" w:name="_Toc7815"/>
       <w:r>
         <w:t>发布方案评审</w:t>
       </w:r>
@@ -4592,7 +4612,7 @@
         <w:bidi w:val="0"/>
       </w:pPr>
       <w:bookmarkStart w:id="21" w:name="heading_11"/>
-      <w:bookmarkStart w:id="22" w:name="_Toc15937"/>
+      <w:bookmarkStart w:id="22" w:name="_Toc11722"/>
       <w:r>
         <w:t>构建测试环境测试和验收</w:t>
       </w:r>
@@ -4721,7 +4741,7 @@
         <w:bidi w:val="0"/>
       </w:pPr>
       <w:bookmarkStart w:id="23" w:name="heading_12"/>
-      <w:bookmarkStart w:id="24" w:name="_Toc23025"/>
+      <w:bookmarkStart w:id="24" w:name="_Toc2264"/>
       <w:r>
         <w:t>上线规划</w:t>
       </w:r>
@@ -4841,7 +4861,7 @@
         <w:bidi w:val="0"/>
       </w:pPr>
       <w:bookmarkStart w:id="25" w:name="heading_13"/>
-      <w:bookmarkStart w:id="26" w:name="_Toc2872"/>
+      <w:bookmarkStart w:id="26" w:name="_Toc18971"/>
       <w:r>
         <w:t>上线审批</w:t>
       </w:r>
@@ -4863,7 +4883,7 @@
         <w:bidi w:val="0"/>
       </w:pPr>
       <w:bookmarkStart w:id="27" w:name="heading_14"/>
-      <w:bookmarkStart w:id="28" w:name="_Toc29711"/>
+      <w:bookmarkStart w:id="28" w:name="_Toc2108"/>
       <w:r>
         <w:t>沟通和培训</w:t>
       </w:r>
@@ -4903,7 +4923,7 @@
         <w:bidi w:val="0"/>
       </w:pPr>
       <w:bookmarkStart w:id="29" w:name="heading_15"/>
-      <w:bookmarkStart w:id="30" w:name="_Toc26229"/>
+      <w:bookmarkStart w:id="30" w:name="_Toc7308"/>
       <w:r>
         <w:t>分发和部署</w:t>
       </w:r>
@@ -4925,7 +4945,7 @@
         <w:bidi w:val="0"/>
       </w:pPr>
       <w:bookmarkStart w:id="31" w:name="heading_16"/>
-      <w:bookmarkStart w:id="32" w:name="_Toc24495"/>
+      <w:bookmarkStart w:id="32" w:name="_Toc13880"/>
       <w:r>
         <w:t>更新配置库</w:t>
       </w:r>
@@ -4946,8 +4966,8 @@
         <w:pStyle w:val="30"/>
         <w:bidi w:val="0"/>
       </w:pPr>
-      <w:bookmarkStart w:id="33" w:name="_Toc15662"/>
-      <w:bookmarkStart w:id="34" w:name="heading_17"/>
+      <w:bookmarkStart w:id="33" w:name="heading_17"/>
+      <w:bookmarkStart w:id="34" w:name="_Toc23883"/>
       <w:r>
         <w:t>发布关闭</w:t>
       </w:r>
@@ -4969,7 +4989,7 @@
         <w:bidi w:val="0"/>
       </w:pPr>
       <w:bookmarkStart w:id="35" w:name="heading_18"/>
-      <w:bookmarkStart w:id="36" w:name="_Toc23003"/>
+      <w:bookmarkStart w:id="36" w:name="_Toc25595"/>
       <w:r>
         <w:t>发布报告</w:t>
       </w:r>
@@ -5002,12 +5022,25 @@
     <w:p>
       <w:pPr>
         <w:pStyle w:val="39"/>
+        <w:keepNext w:val="0"/>
+        <w:keepLines w:val="0"/>
+        <w:pageBreakBefore w:val="0"/>
+        <w:widowControl w:val="0"/>
         <w:numPr>
           <w:ilvl w:val="0"/>
           <w:numId w:val="10"/>
         </w:numPr>
-        <w:bidi w:val="0"/>
+        <w:kinsoku w:val="0"/>
+        <w:wordWrap/>
+        <w:overflowPunct/>
+        <w:topLinePunct w:val="0"/>
+        <w:autoSpaceDE w:val="0"/>
+        <w:autoSpaceDN w:val="0"/>
+        <w:bidi w:val="0"/>
+        <w:adjustRightInd w:val="0"/>
+        <w:snapToGrid w:val="0"/>
         <w:ind w:left="425" w:leftChars="0" w:hanging="425" w:firstLineChars="0"/>
+        <w:textAlignment w:val="baseline"/>
       </w:pPr>
       <w:r>
         <w:t>发布数量；</w:t>
@@ -5016,12 +5049,25 @@
     <w:p>
       <w:pPr>
         <w:pStyle w:val="39"/>
+        <w:keepNext w:val="0"/>
+        <w:keepLines w:val="0"/>
+        <w:pageBreakBefore w:val="0"/>
+        <w:widowControl w:val="0"/>
         <w:numPr>
           <w:ilvl w:val="0"/>
           <w:numId w:val="10"/>
         </w:numPr>
-        <w:bidi w:val="0"/>
+        <w:kinsoku w:val="0"/>
+        <w:wordWrap/>
+        <w:overflowPunct/>
+        <w:topLinePunct w:val="0"/>
+        <w:autoSpaceDE w:val="0"/>
+        <w:autoSpaceDN w:val="0"/>
+        <w:bidi w:val="0"/>
+        <w:adjustRightInd w:val="0"/>
+        <w:snapToGrid w:val="0"/>
         <w:ind w:left="425" w:leftChars="0" w:hanging="425" w:firstLineChars="0"/>
+        <w:textAlignment w:val="baseline"/>
       </w:pPr>
       <w:r>
         <w:t>发布类型；</w:t>
@@ -5030,12 +5076,25 @@
     <w:p>
       <w:pPr>
         <w:pStyle w:val="39"/>
+        <w:keepNext w:val="0"/>
+        <w:keepLines w:val="0"/>
+        <w:pageBreakBefore w:val="0"/>
+        <w:widowControl w:val="0"/>
         <w:numPr>
           <w:ilvl w:val="0"/>
           <w:numId w:val="10"/>
         </w:numPr>
-        <w:bidi w:val="0"/>
+        <w:kinsoku w:val="0"/>
+        <w:wordWrap/>
+        <w:overflowPunct/>
+        <w:topLinePunct w:val="0"/>
+        <w:autoSpaceDE w:val="0"/>
+        <w:autoSpaceDN w:val="0"/>
+        <w:bidi w:val="0"/>
+        <w:adjustRightInd w:val="0"/>
+        <w:snapToGrid w:val="0"/>
         <w:ind w:left="425" w:leftChars="0" w:hanging="425" w:firstLineChars="0"/>
+        <w:textAlignment w:val="baseline"/>
       </w:pPr>
       <w:r>
         <w:t>发布成功率。</w:t>
@@ -5044,10 +5103,23 @@
     <w:p>
       <w:pPr>
         <w:pStyle w:val="28"/>
-        <w:bidi w:val="0"/>
-      </w:pPr>
-      <w:bookmarkStart w:id="37" w:name="_Toc29253"/>
-      <w:bookmarkStart w:id="38" w:name="heading_19"/>
+        <w:keepNext w:val="0"/>
+        <w:keepLines w:val="0"/>
+        <w:pageBreakBefore w:val="0"/>
+        <w:widowControl w:val="0"/>
+        <w:kinsoku w:val="0"/>
+        <w:wordWrap/>
+        <w:overflowPunct/>
+        <w:topLinePunct w:val="0"/>
+        <w:autoSpaceDE w:val="0"/>
+        <w:autoSpaceDN w:val="0"/>
+        <w:bidi w:val="0"/>
+        <w:adjustRightInd w:val="0"/>
+        <w:snapToGrid w:val="0"/>
+        <w:textAlignment w:val="baseline"/>
+      </w:pPr>
+      <w:bookmarkStart w:id="37" w:name="heading_19"/>
+      <w:bookmarkStart w:id="38" w:name="_Toc5028"/>
       <w:r>
         <w:t>发布评估机制</w:t>
       </w:r>
@@ -5057,7 +5129,20 @@
     <w:p>
       <w:pPr>
         <w:pStyle w:val="29"/>
-        <w:bidi w:val="0"/>
+        <w:keepNext w:val="0"/>
+        <w:keepLines w:val="0"/>
+        <w:pageBreakBefore w:val="0"/>
+        <w:widowControl w:val="0"/>
+        <w:kinsoku w:val="0"/>
+        <w:wordWrap/>
+        <w:overflowPunct/>
+        <w:topLinePunct w:val="0"/>
+        <w:autoSpaceDE w:val="0"/>
+        <w:autoSpaceDN w:val="0"/>
+        <w:bidi w:val="0"/>
+        <w:adjustRightInd w:val="0"/>
+        <w:snapToGrid w:val="0"/>
+        <w:textAlignment w:val="baseline"/>
       </w:pPr>
       <w:r>
         <w:t>每季度对发布数量、发布成功率等指标进行评估，识别出改进机会，形成发布管理报告。</w:t>
@@ -5066,10 +5151,23 @@
     <w:p>
       <w:pPr>
         <w:pStyle w:val="28"/>
-        <w:bidi w:val="0"/>
-      </w:pPr>
-      <w:bookmarkStart w:id="39" w:name="_Toc29670"/>
-      <w:bookmarkStart w:id="40" w:name="heading_20"/>
+        <w:keepNext w:val="0"/>
+        <w:keepLines w:val="0"/>
+        <w:pageBreakBefore w:val="0"/>
+        <w:widowControl w:val="0"/>
+        <w:kinsoku w:val="0"/>
+        <w:wordWrap/>
+        <w:overflowPunct/>
+        <w:topLinePunct w:val="0"/>
+        <w:autoSpaceDE w:val="0"/>
+        <w:autoSpaceDN w:val="0"/>
+        <w:bidi w:val="0"/>
+        <w:adjustRightInd w:val="0"/>
+        <w:snapToGrid w:val="0"/>
+        <w:textAlignment w:val="baseline"/>
+      </w:pPr>
+      <w:bookmarkStart w:id="39" w:name="heading_20"/>
+      <w:bookmarkStart w:id="40" w:name="_Toc21289"/>
       <w:r>
         <w:t>流程改进机制</w:t>
       </w:r>
@@ -5079,7 +5177,20 @@
     <w:p>
       <w:pPr>
         <w:pStyle w:val="29"/>
-        <w:bidi w:val="0"/>
+        <w:keepNext w:val="0"/>
+        <w:keepLines w:val="0"/>
+        <w:pageBreakBefore w:val="0"/>
+        <w:widowControl w:val="0"/>
+        <w:kinsoku w:val="0"/>
+        <w:wordWrap/>
+        <w:overflowPunct/>
+        <w:topLinePunct w:val="0"/>
+        <w:autoSpaceDE w:val="0"/>
+        <w:autoSpaceDN w:val="0"/>
+        <w:bidi w:val="0"/>
+        <w:adjustRightInd w:val="0"/>
+        <w:snapToGrid w:val="0"/>
+        <w:textAlignment w:val="baseline"/>
       </w:pPr>
       <w:r>
         <w:t>为了确保服务质量，发布负责人每个季度需对发布管理流程的执行情况进行评估和分析，找出运行指标与运行目标之间的差距，针对存在的问题提出改进的措施，对流程的修改需要经过总经理的批准。</w:t>
@@ -5088,7 +5199,20 @@
     <w:p>
       <w:pPr>
         <w:pStyle w:val="29"/>
-        <w:bidi w:val="0"/>
+        <w:keepNext w:val="0"/>
+        <w:keepLines w:val="0"/>
+        <w:pageBreakBefore w:val="0"/>
+        <w:widowControl w:val="0"/>
+        <w:kinsoku w:val="0"/>
+        <w:wordWrap/>
+        <w:overflowPunct/>
+        <w:topLinePunct w:val="0"/>
+        <w:autoSpaceDE w:val="0"/>
+        <w:autoSpaceDN w:val="0"/>
+        <w:bidi w:val="0"/>
+        <w:adjustRightInd w:val="0"/>
+        <w:snapToGrid w:val="0"/>
+        <w:textAlignment w:val="baseline"/>
       </w:pPr>
       <w:r>
         <w:t>对发布管理流程的改进由综合管理部负责，提出改进意见和改进措施后，由</w:t>
@@ -5107,10 +5231,23 @@
     <w:p>
       <w:pPr>
         <w:pStyle w:val="28"/>
-        <w:bidi w:val="0"/>
+        <w:keepNext w:val="0"/>
+        <w:keepLines w:val="0"/>
+        <w:pageBreakBefore w:val="0"/>
+        <w:widowControl w:val="0"/>
+        <w:kinsoku w:val="0"/>
+        <w:wordWrap/>
+        <w:overflowPunct/>
+        <w:topLinePunct w:val="0"/>
+        <w:autoSpaceDE w:val="0"/>
+        <w:autoSpaceDN w:val="0"/>
+        <w:bidi w:val="0"/>
+        <w:adjustRightInd w:val="0"/>
+        <w:snapToGrid w:val="0"/>
+        <w:textAlignment w:val="baseline"/>
       </w:pPr>
       <w:bookmarkStart w:id="41" w:name="heading_21"/>
-      <w:bookmarkStart w:id="42" w:name="_Toc3026"/>
+      <w:bookmarkStart w:id="42" w:name="_Toc7180"/>
       <w:r>
         <w:t>发布管理回顾与改进</w:t>
       </w:r>
@@ -5120,7 +5257,20 @@
     <w:p>
       <w:pPr>
         <w:pStyle w:val="29"/>
-        <w:bidi w:val="0"/>
+        <w:keepNext w:val="0"/>
+        <w:keepLines w:val="0"/>
+        <w:pageBreakBefore w:val="0"/>
+        <w:widowControl w:val="0"/>
+        <w:kinsoku w:val="0"/>
+        <w:wordWrap/>
+        <w:overflowPunct/>
+        <w:topLinePunct w:val="0"/>
+        <w:autoSpaceDE w:val="0"/>
+        <w:autoSpaceDN w:val="0"/>
+        <w:bidi w:val="0"/>
+        <w:adjustRightInd w:val="0"/>
+        <w:snapToGrid w:val="0"/>
+        <w:textAlignment w:val="baseline"/>
       </w:pPr>
       <w:r>
         <w:t>发布负责人定期开展发布管理流程回顾工作，与流程相关人员讨论流程实施及流程改进措施。</w:t>
@@ -5129,7 +5279,20 @@
     <w:p>
       <w:pPr>
         <w:pStyle w:val="29"/>
-        <w:bidi w:val="0"/>
+        <w:keepNext w:val="0"/>
+        <w:keepLines w:val="0"/>
+        <w:pageBreakBefore w:val="0"/>
+        <w:widowControl w:val="0"/>
+        <w:kinsoku w:val="0"/>
+        <w:wordWrap/>
+        <w:overflowPunct/>
+        <w:topLinePunct w:val="0"/>
+        <w:autoSpaceDE w:val="0"/>
+        <w:autoSpaceDN w:val="0"/>
+        <w:bidi w:val="0"/>
+        <w:adjustRightInd w:val="0"/>
+        <w:snapToGrid w:val="0"/>
+        <w:textAlignment w:val="baseline"/>
       </w:pPr>
       <w:r>
         <w:t>发布负责人根据会议讨论的内容，进一步制定流程改进点，同时将对流程的改进写进服务改进计划。</w:t>
@@ -5138,7 +5301,20 @@
     <w:p>
       <w:pPr>
         <w:pStyle w:val="29"/>
-        <w:bidi w:val="0"/>
+        <w:keepNext w:val="0"/>
+        <w:keepLines w:val="0"/>
+        <w:pageBreakBefore w:val="0"/>
+        <w:widowControl w:val="0"/>
+        <w:kinsoku w:val="0"/>
+        <w:wordWrap/>
+        <w:overflowPunct/>
+        <w:topLinePunct w:val="0"/>
+        <w:autoSpaceDE w:val="0"/>
+        <w:autoSpaceDN w:val="0"/>
+        <w:bidi w:val="0"/>
+        <w:adjustRightInd w:val="0"/>
+        <w:snapToGrid w:val="0"/>
+        <w:textAlignment w:val="baseline"/>
       </w:pPr>
       <w:r>
         <w:t>执行改进计划：流程负责人组织协调相关人员，执行流程改进计划。</w:t>
@@ -5147,10 +5323,23 @@
     <w:p>
       <w:pPr>
         <w:pStyle w:val="28"/>
-        <w:bidi w:val="0"/>
+        <w:keepNext w:val="0"/>
+        <w:keepLines w:val="0"/>
+        <w:pageBreakBefore w:val="0"/>
+        <w:widowControl w:val="0"/>
+        <w:kinsoku w:val="0"/>
+        <w:wordWrap/>
+        <w:overflowPunct/>
+        <w:topLinePunct w:val="0"/>
+        <w:autoSpaceDE w:val="0"/>
+        <w:autoSpaceDN w:val="0"/>
+        <w:bidi w:val="0"/>
+        <w:adjustRightInd w:val="0"/>
+        <w:snapToGrid w:val="0"/>
+        <w:textAlignment w:val="baseline"/>
       </w:pPr>
       <w:bookmarkStart w:id="43" w:name="heading_22"/>
-      <w:bookmarkStart w:id="44" w:name="_Toc13651"/>
+      <w:bookmarkStart w:id="44" w:name="_Toc4673"/>
       <w:r>
         <w:t>发布管理与其它流程的关系</w:t>
       </w:r>
@@ -5160,7 +5349,20 @@
     <w:p>
       <w:pPr>
         <w:pStyle w:val="29"/>
-        <w:bidi w:val="0"/>
+        <w:keepNext w:val="0"/>
+        <w:keepLines w:val="0"/>
+        <w:pageBreakBefore w:val="0"/>
+        <w:widowControl w:val="0"/>
+        <w:kinsoku w:val="0"/>
+        <w:wordWrap/>
+        <w:overflowPunct/>
+        <w:topLinePunct w:val="0"/>
+        <w:autoSpaceDE w:val="0"/>
+        <w:autoSpaceDN w:val="0"/>
+        <w:bidi w:val="0"/>
+        <w:adjustRightInd w:val="0"/>
+        <w:snapToGrid w:val="0"/>
+        <w:textAlignment w:val="baseline"/>
       </w:pPr>
       <w:r>
         <w:t>在实际运营环境中，软件和硬件的新发布利用了配置管理和变更管理中的控制流程。发布管理流程从变更管理流程接收正常变更的发布请求工作单，同时变更管理通过实时了解发布工单的状态来监控发布的实施。在发布工作完成后由发布负责人协调配置管理流程对与发布相关的配置信息进行及时更新工作。</w:t>
@@ -5168,20 +5370,26 @@
     </w:p>
     <w:p>
       <w:pPr>
-        <w:spacing w:before="320" w:after="120" w:line="288" w:lineRule="auto"/>
-        <w:ind w:left="0"/>
-        <w:jc w:val="left"/>
-        <w:outlineLvl w:val="1"/>
+        <w:pStyle w:val="30"/>
+        <w:keepNext w:val="0"/>
+        <w:keepLines w:val="0"/>
+        <w:pageBreakBefore w:val="0"/>
+        <w:widowControl w:val="0"/>
+        <w:kinsoku w:val="0"/>
+        <w:wordWrap/>
+        <w:overflowPunct/>
+        <w:topLinePunct w:val="0"/>
+        <w:autoSpaceDE w:val="0"/>
+        <w:autoSpaceDN w:val="0"/>
+        <w:bidi w:val="0"/>
+        <w:adjustRightInd w:val="0"/>
+        <w:snapToGrid w:val="0"/>
+        <w:textAlignment w:val="baseline"/>
       </w:pPr>
       <w:bookmarkStart w:id="45" w:name="heading_23"/>
-      <w:bookmarkStart w:id="46" w:name="_Toc19952"/>
-      <w:r>
-        <w:rPr>
-          <w:rFonts w:ascii="Arial" w:hAnsi="Arial" w:eastAsia="等线" w:cs="Arial"/>
-          <w:b/>
-          <w:sz w:val="32"/>
-        </w:rPr>
-        <w:t>9.1 变更管理</w:t>
+      <w:bookmarkStart w:id="46" w:name="_Toc18291"/>
+      <w:r>
+        <w:t>变更管理</w:t>
       </w:r>
       <w:bookmarkEnd w:id="45"/>
       <w:bookmarkEnd w:id="46"/>
@@ -5189,7 +5397,20 @@
     <w:p>
       <w:pPr>
         <w:pStyle w:val="29"/>
-        <w:bidi w:val="0"/>
+        <w:keepNext w:val="0"/>
+        <w:keepLines w:val="0"/>
+        <w:pageBreakBefore w:val="0"/>
+        <w:widowControl w:val="0"/>
+        <w:kinsoku w:val="0"/>
+        <w:wordWrap/>
+        <w:overflowPunct/>
+        <w:topLinePunct w:val="0"/>
+        <w:autoSpaceDE w:val="0"/>
+        <w:autoSpaceDN w:val="0"/>
+        <w:bidi w:val="0"/>
+        <w:adjustRightInd w:val="0"/>
+        <w:snapToGrid w:val="0"/>
+        <w:textAlignment w:val="baseline"/>
       </w:pPr>
       <w:r>
         <w:t>变更管理需要确定多少项变更可以组合在一项发布中。变更管理描述了确保所有变更都是经过批准的程序，包括影响度分析以及对所要资源的分析。</w:t>
@@ -5198,7 +5419,20 @@
     <w:p>
       <w:pPr>
         <w:pStyle w:val="29"/>
-        <w:bidi w:val="0"/>
+        <w:keepNext w:val="0"/>
+        <w:keepLines w:val="0"/>
+        <w:pageBreakBefore w:val="0"/>
+        <w:widowControl w:val="0"/>
+        <w:kinsoku w:val="0"/>
+        <w:wordWrap/>
+        <w:overflowPunct/>
+        <w:topLinePunct w:val="0"/>
+        <w:autoSpaceDE w:val="0"/>
+        <w:autoSpaceDN w:val="0"/>
+        <w:bidi w:val="0"/>
+        <w:adjustRightInd w:val="0"/>
+        <w:snapToGrid w:val="0"/>
+        <w:textAlignment w:val="baseline"/>
       </w:pPr>
       <w:r>
         <w:t>变更管理通过发布流程实现变更系统在生产环境中的发布，同时发布流程为变更流程提供变更实现的时间表。变更管理流程完成发布所更改配置项在配置管理数据库中的更新工作。</w:t>
@@ -5206,20 +5440,13 @@
     </w:p>
     <w:p>
       <w:pPr>
-        <w:spacing w:before="320" w:after="120" w:line="288" w:lineRule="auto"/>
-        <w:ind w:left="0"/>
-        <w:jc w:val="left"/>
-        <w:outlineLvl w:val="1"/>
-      </w:pPr>
-      <w:bookmarkStart w:id="47" w:name="_Toc18922"/>
-      <w:bookmarkStart w:id="48" w:name="heading_24"/>
-      <w:r>
-        <w:rPr>
-          <w:rFonts w:ascii="Arial" w:hAnsi="Arial" w:eastAsia="等线" w:cs="Arial"/>
-          <w:b/>
-          <w:sz w:val="32"/>
-        </w:rPr>
-        <w:t>9.2 配置管理</w:t>
+        <w:pStyle w:val="30"/>
+        <w:bidi w:val="0"/>
+      </w:pPr>
+      <w:bookmarkStart w:id="47" w:name="heading_24"/>
+      <w:bookmarkStart w:id="48" w:name="_Toc285"/>
+      <w:r>
+        <w:t>配置管理</w:t>
       </w:r>
       <w:bookmarkEnd w:id="47"/>
       <w:bookmarkEnd w:id="48"/>
@@ -5238,8 +5465,8 @@
         <w:pStyle w:val="28"/>
         <w:bidi w:val="0"/>
       </w:pPr>
-      <w:bookmarkStart w:id="49" w:name="_Toc13561"/>
-      <w:bookmarkStart w:id="50" w:name="heading_25"/>
+      <w:bookmarkStart w:id="49" w:name="heading_25"/>
+      <w:bookmarkStart w:id="50" w:name="_Toc9809"/>
       <w:r>
         <w:t>关键流程衡量指标（KPI）</w:t>
       </w:r>
@@ -5581,24 +5808,11 @@
     </w:tbl>
     <w:p>
       <w:pPr>
-        <w:spacing w:before="120" w:after="120" w:line="288" w:lineRule="auto"/>
-        <w:ind w:left="0"/>
-        <w:jc w:val="left"/>
-        <w:rPr>
-          <w:rFonts w:ascii="Arial" w:hAnsi="Arial" w:eastAsia="等线" w:cs="Arial"/>
-          <w:sz w:val="22"/>
-        </w:rPr>
-      </w:pPr>
-      <w:bookmarkStart w:id="55" w:name="_GoBack"/>
-    </w:p>
-    <w:bookmarkEnd w:id="55"/>
-    <w:p>
-      <w:pPr>
         <w:pStyle w:val="28"/>
         <w:bidi w:val="0"/>
       </w:pPr>
       <w:bookmarkStart w:id="51" w:name="heading_26"/>
-      <w:bookmarkStart w:id="52" w:name="_Toc1417"/>
+      <w:bookmarkStart w:id="52" w:name="_Toc26185"/>
       <w:r>
         <w:t>相关文件</w:t>
       </w:r>
@@ -5636,8 +5850,8 @@
         <w:pStyle w:val="28"/>
         <w:bidi w:val="0"/>
       </w:pPr>
-      <w:bookmarkStart w:id="53" w:name="_Toc4754"/>
-      <w:bookmarkStart w:id="54" w:name="heading_27"/>
+      <w:bookmarkStart w:id="53" w:name="heading_27"/>
+      <w:bookmarkStart w:id="54" w:name="_Toc25876"/>
       <w:r>
         <w:t>相关记录</w:t>
       </w:r>
